--- a/Lab_10/Zvit_Lab10_Production_Python.docx
+++ b/Lab_10/Zvit_Lab10_Production_Python.docx
@@ -168,14 +168,7 @@
         <w:ind w:left="5200"/>
       </w:pPr>
       <w:r>
-        <w:rPr>
-          <w:rFonts w:ascii="Times New Roman" w:cs="Times New Roman" w:eastAsia="Times New Roman" w:hAnsi="Times New Roman"/>
-          <w:b/>
-          <w:bCs/>
-          <w:sz w:val="24"/>
-          <w:szCs w:val="24"/>
-        </w:rPr>
-        <w:t xml:space="preserve">Виконала:</w:t>
+        <w:t>Виконав:</w:t>
       </w:r>
     </w:p>
     <w:p>
@@ -184,12 +177,7 @@
         <w:ind w:left="5200"/>
       </w:pPr>
       <w:r>
-        <w:rPr>
-          <w:rFonts w:ascii="Times New Roman" w:cs="Times New Roman" w:eastAsia="Times New Roman" w:hAnsi="Times New Roman"/>
-          <w:sz w:val="24"/>
-          <w:szCs w:val="24"/>
-        </w:rPr>
-        <w:t xml:space="preserve">Студентка групи ФеП-33</w:t>
+        <w:t>Студент групи ФеП-31</w:t>
       </w:r>
     </w:p>
     <w:p>
